--- a/Git/Activities/Git-screenshot.docx
+++ b/Git/Activities/Git-screenshot.docx
@@ -4,11 +4,14 @@
   <w:body>
     <w:p>
       <w:r>
+        <w:rPr>
+          <w:noProof/>
+        </w:rPr>
         <w:drawing>
-          <wp:inline distT="0" distB="0" distL="0" distR="0" wp14:anchorId="4BF95551" wp14:editId="6496486D">
-            <wp:extent cx="5731510" cy="3555365"/>
-            <wp:effectExtent l="0" t="0" r="2540" b="6985"/>
-            <wp:docPr id="848254109" name="Picture 1"/>
+          <wp:inline distT="0" distB="0" distL="0" distR="0" wp14:anchorId="6CBB5C61" wp14:editId="30C3EC46">
+            <wp:extent cx="5731510" cy="3007995"/>
+            <wp:effectExtent l="0" t="0" r="2540" b="1905"/>
+            <wp:docPr id="552577696" name="Picture 1"/>
             <wp:cNvGraphicFramePr>
               <a:graphicFrameLocks xmlns:a="http://schemas.openxmlformats.org/drawingml/2006/main" noChangeAspect="1"/>
             </wp:cNvGraphicFramePr>
@@ -16,7 +19,7 @@
               <a:graphicData uri="http://schemas.openxmlformats.org/drawingml/2006/picture">
                 <pic:pic xmlns:pic="http://schemas.openxmlformats.org/drawingml/2006/picture">
                   <pic:nvPicPr>
-                    <pic:cNvPr id="848254109" name=""/>
+                    <pic:cNvPr id="552577696" name=""/>
                     <pic:cNvPicPr/>
                   </pic:nvPicPr>
                   <pic:blipFill>
@@ -28,7 +31,91 @@
                   <pic:spPr>
                     <a:xfrm>
                       <a:off x="0" y="0"/>
-                      <a:ext cx="5731510" cy="3555365"/>
+                      <a:ext cx="5731510" cy="3007995"/>
+                    </a:xfrm>
+                    <a:prstGeom prst="rect">
+                      <a:avLst/>
+                    </a:prstGeom>
+                  </pic:spPr>
+                </pic:pic>
+              </a:graphicData>
+            </a:graphic>
+          </wp:inline>
+        </w:drawing>
+      </w:r>
+    </w:p>
+    <w:p/>
+    <w:p>
+      <w:r>
+        <w:rPr>
+          <w:noProof/>
+        </w:rPr>
+        <w:drawing>
+          <wp:inline distT="0" distB="0" distL="0" distR="0" wp14:anchorId="342019A0" wp14:editId="734B21AB">
+            <wp:extent cx="5731510" cy="3025140"/>
+            <wp:effectExtent l="0" t="0" r="2540" b="3810"/>
+            <wp:docPr id="473685148" name="Picture 1"/>
+            <wp:cNvGraphicFramePr>
+              <a:graphicFrameLocks xmlns:a="http://schemas.openxmlformats.org/drawingml/2006/main" noChangeAspect="1"/>
+            </wp:cNvGraphicFramePr>
+            <a:graphic xmlns:a="http://schemas.openxmlformats.org/drawingml/2006/main">
+              <a:graphicData uri="http://schemas.openxmlformats.org/drawingml/2006/picture">
+                <pic:pic xmlns:pic="http://schemas.openxmlformats.org/drawingml/2006/picture">
+                  <pic:nvPicPr>
+                    <pic:cNvPr id="473685148" name=""/>
+                    <pic:cNvPicPr/>
+                  </pic:nvPicPr>
+                  <pic:blipFill>
+                    <a:blip r:embed="rId5"/>
+                    <a:stretch>
+                      <a:fillRect/>
+                    </a:stretch>
+                  </pic:blipFill>
+                  <pic:spPr>
+                    <a:xfrm>
+                      <a:off x="0" y="0"/>
+                      <a:ext cx="5731510" cy="3025140"/>
+                    </a:xfrm>
+                    <a:prstGeom prst="rect">
+                      <a:avLst/>
+                    </a:prstGeom>
+                  </pic:spPr>
+                </pic:pic>
+              </a:graphicData>
+            </a:graphic>
+          </wp:inline>
+        </w:drawing>
+      </w:r>
+    </w:p>
+    <w:p/>
+    <w:p>
+      <w:r>
+        <w:lastRenderedPageBreak/>
+        <w:drawing>
+          <wp:inline distT="0" distB="0" distL="0" distR="0" wp14:anchorId="16D7C5AE" wp14:editId="0E5BF67A">
+            <wp:extent cx="5731510" cy="2567940"/>
+            <wp:effectExtent l="0" t="0" r="2540" b="3810"/>
+            <wp:docPr id="568937161" name="Picture 1"/>
+            <wp:cNvGraphicFramePr>
+              <a:graphicFrameLocks xmlns:a="http://schemas.openxmlformats.org/drawingml/2006/main" noChangeAspect="1"/>
+            </wp:cNvGraphicFramePr>
+            <a:graphic xmlns:a="http://schemas.openxmlformats.org/drawingml/2006/main">
+              <a:graphicData uri="http://schemas.openxmlformats.org/drawingml/2006/picture">
+                <pic:pic xmlns:pic="http://schemas.openxmlformats.org/drawingml/2006/picture">
+                  <pic:nvPicPr>
+                    <pic:cNvPr id="568937161" name=""/>
+                    <pic:cNvPicPr/>
+                  </pic:nvPicPr>
+                  <pic:blipFill>
+                    <a:blip r:embed="rId6"/>
+                    <a:stretch>
+                      <a:fillRect/>
+                    </a:stretch>
+                  </pic:blipFill>
+                  <pic:spPr>
+                    <a:xfrm>
+                      <a:off x="0" y="0"/>
+                      <a:ext cx="5731510" cy="2567940"/>
                     </a:xfrm>
                     <a:prstGeom prst="rect">
                       <a:avLst/>
